--- a/Anexos/Diseño/Plantilla de C.U 05.docx
+++ b/Anexos/Diseño/Plantilla de C.U 05.docx
@@ -334,7 +334,7 @@
                 <w:color w:val="1f1f1f"/>
                 <w:rtl w:val="0"/>
               </w:rPr>
-              <w:t xml:space="preserve">Permite ajustar la sensibilidad del algoritmo, asignar cámaras a zonas de la tienda y definir los umbrales de quiebre.</w:t>
+              <w:t xml:space="preserve">Permite asignar cámaras a góndolas de la tienda, cargar la calibración de lente de cada cámara y definir el umbral de quiebre y el tiempo de tolerancia.</w:t>
             </w:r>
             <w:r>
               <w:rPr>
@@ -418,7 +418,7 @@
                 <w:color w:val="1f1f1f"/>
                 <w:rtl w:val="0"/>
               </w:rPr>
-              <w:t xml:space="preserve">El usuario cuenta con rol de Administrador Técnico.</w:t>
+              <w:t xml:space="preserve">El usuario cuenta con rol de Administrador del Sistema.</w:t>
             </w:r>
           </w:p>
           <w:p>
@@ -529,7 +529,7 @@
                 <w:color w:val="1f1f1f"/>
                 <w:rtl w:val="0"/>
               </w:rPr>
-              <w:t xml:space="preserve">Selecciona una cámara de sala y la asocia a una góndola de alimentos no perecibles.</w:t>
+              <w:t xml:space="preserve">Selecciona una cámara de sala, la asocia a un pasillo y una góndola, y carga su calibración de lente si existe (sin ella se aplica solo la corrección de contraste).</w:t>
             </w:r>
           </w:p>
           <w:p>
@@ -550,7 +550,7 @@
                 <w:color w:val="1f1f1f"/>
                 <w:rtl w:val="0"/>
               </w:rPr>
-              <w:t xml:space="preserve">Establece el umbral crítico (ej. 30%) y el tiempo de tolerancia para evitar falsos positivos.</w:t>
+              <w:t xml:space="preserve">Establece el umbral de espacio libre (30% del frente por defecto) y el tiempo de tolerancia para evitar falsos positivos. La profundidad de la góndola no se configura: es una constante global de 25 cm.</w:t>
             </w:r>
           </w:p>
           <w:p>
@@ -721,8 +721,17 @@
             </w:pPr>
             <w:r>
               <w:rPr>
-                <w:rtl w:val="0"/>
-              </w:rPr>
+                <w:b w:val="1"/>
+                <w:bCs w:val="1"/>
+                <w:rtl w:val="0"/>
+              </w:rPr>
+              <w:t xml:space="preserve">Excepción 3a (Umbral inválido)</w:t>
+            </w:r>
+            <w:r>
+              <w:rPr>
+                <w:rtl w:val="0"/>
+              </w:rPr>
+              <w:t xml:space="preserve">: Si el umbral no está entre 1% y 100%, el sistema rechaza el cambio y mantiene el valor anterior.</w:t>
             </w:r>
           </w:p>
         </w:tc>
